--- a/러시아 인권변호사/7부/7부_10화_벼랑_끝의_포기.docx
+++ b/러시아 인권변호사/7부/7부_10화_벼랑_끝의_포기.docx
@@ -249,7 +249,7 @@
           <w:i w:val="0"/>
           <w:sz w:val="22"/>
         </w:rPr>
-        <w:t>Есть версии, почему атака произошла именно сейчас?</w:t>
+        <w:t>Позвонить Ирине Олеговне?</w:t>
       </w:r>
     </w:p>
     <w:p>
@@ -263,7 +263,7 @@
           <w:i w:val="0"/>
           <w:sz w:val="22"/>
         </w:rPr>
-        <w:t xml:space="preserve">Гуркин: </w:t>
+        <w:t xml:space="preserve">Лёша: </w:t>
       </w:r>
       <w:r>
         <w:rPr>
@@ -272,7 +272,7 @@
           <w:i w:val="0"/>
           <w:sz w:val="22"/>
         </w:rPr>
-        <w:t>Возможно, совпадение с тем, что механизм реагирования ещё не утверждён. Возможно, кто-то следит за нашими внутренними процессами внимательнее, чем нам бы хотелось.</w:t>
+        <w:t>Позже. Сначала мне нужно понять, что происходит.</w:t>
       </w:r>
     </w:p>
     <w:p>
@@ -286,7 +286,7 @@
           <w:i w:val="0"/>
           <w:sz w:val="22"/>
         </w:rPr>
-        <w:t xml:space="preserve">Радищев: </w:t>
+        <w:t xml:space="preserve">Катя: </w:t>
       </w:r>
       <w:r>
         <w:rPr>
@@ -295,7 +295,7 @@
           <w:i w:val="0"/>
           <w:sz w:val="22"/>
         </w:rPr>
-        <w:t>Ещё одна причина действовать немедленно, а не ждать бюрократических процедур.</w:t>
+        <w:t>Есть версии, почему атака произошла именно сейчас?</w:t>
       </w:r>
     </w:p>
     <w:p>
@@ -309,7 +309,7 @@
           <w:i w:val="0"/>
           <w:sz w:val="22"/>
         </w:rPr>
-        <w:t xml:space="preserve">Лёша: </w:t>
+        <w:t xml:space="preserve">Гуркин: </w:t>
       </w:r>
       <w:r>
         <w:rPr>
@@ -318,7 +318,237 @@
           <w:i w:val="0"/>
           <w:sz w:val="22"/>
         </w:rPr>
+        <w:t>Возможно, совпадение с тем, что механизм реагирования ещё не утверждён. Возможно, кто-то следит за нашими внутренними процессами внимательнее, чем нам бы хотелось.</w:t>
+      </w:r>
+    </w:p>
+    <w:p>
+      <w:pPr>
+        <w:spacing w:before="0" w:after="110" w:line="300" w:lineRule="auto"/>
+      </w:pPr>
+      <w:r>
+        <w:rPr>
+          <w:rFonts w:ascii="Times New Roman" w:hAnsi="Times New Roman" w:eastAsia="Malgun Gothic"/>
+          <w:b/>
+          <w:i w:val="0"/>
+          <w:sz w:val="22"/>
+        </w:rPr>
+        <w:t xml:space="preserve">Радищев: </w:t>
+      </w:r>
+      <w:r>
+        <w:rPr>
+          <w:rFonts w:ascii="Times New Roman" w:hAnsi="Times New Roman" w:eastAsia="Malgun Gothic"/>
+          <w:b w:val="0"/>
+          <w:i w:val="0"/>
+          <w:sz w:val="22"/>
+        </w:rPr>
+        <w:t>Ещё одна причина действовать немедленно, а не ждать бюрократических процедур.</w:t>
+      </w:r>
+    </w:p>
+    <w:p>
+      <w:pPr>
+        <w:spacing w:before="0" w:after="110" w:line="300" w:lineRule="auto"/>
+      </w:pPr>
+      <w:r>
+        <w:rPr>
+          <w:rFonts w:ascii="Times New Roman" w:hAnsi="Times New Roman" w:eastAsia="Malgun Gothic"/>
+          <w:b/>
+          <w:i w:val="0"/>
+          <w:sz w:val="22"/>
+        </w:rPr>
+        <w:t xml:space="preserve">Лёша: </w:t>
+      </w:r>
+      <w:r>
+        <w:rPr>
+          <w:rFonts w:ascii="Times New Roman" w:hAnsi="Times New Roman" w:eastAsia="Malgun Gothic"/>
+          <w:b w:val="0"/>
+          <w:i w:val="0"/>
+          <w:sz w:val="22"/>
+        </w:rPr>
         <w:t>Или ещё одна причина не поддаваться на провокацию, рассчитанную именно на немедленную, необдуманную реакцию.</w:t>
+      </w:r>
+    </w:p>
+    <w:p>
+      <w:pPr>
+        <w:spacing w:before="0" w:after="110" w:line="300" w:lineRule="auto"/>
+      </w:pPr>
+      <w:r>
+        <w:rPr>
+          <w:rFonts w:ascii="Times New Roman" w:hAnsi="Times New Roman" w:eastAsia="Malgun Gothic"/>
+          <w:b/>
+          <w:i w:val="0"/>
+          <w:sz w:val="22"/>
+        </w:rPr>
+        <w:t xml:space="preserve">Лёша: </w:t>
+      </w:r>
+      <w:r>
+        <w:rPr>
+          <w:rFonts w:ascii="Times New Roman" w:hAnsi="Times New Roman" w:eastAsia="Malgun Gothic"/>
+          <w:b w:val="0"/>
+          <w:i w:val="0"/>
+          <w:sz w:val="22"/>
+        </w:rPr>
+        <w:t>Что с пропавшим? Кто он?</w:t>
+      </w:r>
+    </w:p>
+    <w:p>
+      <w:pPr>
+        <w:spacing w:before="0" w:after="110" w:line="300" w:lineRule="auto"/>
+      </w:pPr>
+      <w:r>
+        <w:rPr>
+          <w:rFonts w:ascii="Times New Roman" w:hAnsi="Times New Roman" w:eastAsia="Malgun Gothic"/>
+          <w:b/>
+          <w:i w:val="0"/>
+          <w:sz w:val="22"/>
+        </w:rPr>
+        <w:t xml:space="preserve">Гуркин: </w:t>
+      </w:r>
+      <w:r>
+        <w:rPr>
+          <w:rFonts w:ascii="Times New Roman" w:hAnsi="Times New Roman" w:eastAsia="Malgun Gothic"/>
+          <w:b w:val="0"/>
+          <w:i w:val="0"/>
+          <w:sz w:val="22"/>
+        </w:rPr>
+        <w:t>Сержант, контрактник. Был на наблюдательной вышке, когда начался обстрел. Связь с ним прервалась через четыре минуты.</w:t>
+      </w:r>
+    </w:p>
+    <w:p>
+      <w:pPr>
+        <w:spacing w:before="0" w:after="110" w:line="300" w:lineRule="auto"/>
+      </w:pPr>
+      <w:r>
+        <w:rPr>
+          <w:rFonts w:ascii="Times New Roman" w:hAnsi="Times New Roman" w:eastAsia="Malgun Gothic"/>
+          <w:b/>
+          <w:i w:val="0"/>
+          <w:sz w:val="22"/>
+        </w:rPr>
+        <w:t xml:space="preserve">Лёша: </w:t>
+      </w:r>
+      <w:r>
+        <w:rPr>
+          <w:rFonts w:ascii="Times New Roman" w:hAnsi="Times New Roman" w:eastAsia="Malgun Gothic"/>
+          <w:b w:val="0"/>
+          <w:i w:val="0"/>
+          <w:sz w:val="22"/>
+        </w:rPr>
+        <w:t>Семье сообщили?</w:t>
+      </w:r>
+    </w:p>
+    <w:p>
+      <w:pPr>
+        <w:spacing w:before="0" w:after="110" w:line="300" w:lineRule="auto"/>
+      </w:pPr>
+      <w:r>
+        <w:rPr>
+          <w:rFonts w:ascii="Times New Roman" w:hAnsi="Times New Roman" w:eastAsia="Malgun Gothic"/>
+          <w:b/>
+          <w:i w:val="0"/>
+          <w:sz w:val="22"/>
+        </w:rPr>
+        <w:t xml:space="preserve">Гуркин: </w:t>
+      </w:r>
+      <w:r>
+        <w:rPr>
+          <w:rFonts w:ascii="Times New Roman" w:hAnsi="Times New Roman" w:eastAsia="Malgun Gothic"/>
+          <w:b w:val="0"/>
+          <w:i w:val="0"/>
+          <w:sz w:val="22"/>
+        </w:rPr>
+        <w:t>Пока нет. Ждём хотя бы первых данных.</w:t>
+      </w:r>
+    </w:p>
+    <w:p>
+      <w:pPr>
+        <w:spacing w:before="0" w:after="110" w:line="300" w:lineRule="auto"/>
+      </w:pPr>
+      <w:r>
+        <w:rPr>
+          <w:rFonts w:ascii="Times New Roman" w:hAnsi="Times New Roman" w:eastAsia="Malgun Gothic"/>
+          <w:b/>
+          <w:i w:val="0"/>
+          <w:sz w:val="22"/>
+        </w:rPr>
+        <w:t xml:space="preserve">Лёша: </w:t>
+      </w:r>
+      <w:r>
+        <w:rPr>
+          <w:rFonts w:ascii="Times New Roman" w:hAnsi="Times New Roman" w:eastAsia="Malgun Gothic"/>
+          <w:b w:val="0"/>
+          <w:i w:val="0"/>
+          <w:sz w:val="22"/>
+        </w:rPr>
+        <w:t>Сообщите сейчас. Не хочу, чтобы они узнали из новостей.</w:t>
+      </w:r>
+    </w:p>
+    <w:p>
+      <w:pPr>
+        <w:spacing w:before="0" w:after="110" w:line="300" w:lineRule="auto"/>
+      </w:pPr>
+      <w:r>
+        <w:rPr>
+          <w:rFonts w:ascii="Times New Roman" w:hAnsi="Times New Roman" w:eastAsia="Malgun Gothic"/>
+          <w:b/>
+          <w:i w:val="0"/>
+          <w:sz w:val="22"/>
+        </w:rPr>
+        <w:t xml:space="preserve">Катя: </w:t>
+      </w:r>
+      <w:r>
+        <w:rPr>
+          <w:rFonts w:ascii="Times New Roman" w:hAnsi="Times New Roman" w:eastAsia="Malgun Gothic"/>
+          <w:b w:val="0"/>
+          <w:i w:val="0"/>
+          <w:sz w:val="22"/>
+        </w:rPr>
+        <w:t>Я прослежу, Алексей Николаевич.</w:t>
+      </w:r>
+    </w:p>
+    <w:p>
+      <w:pPr>
+        <w:spacing w:before="0" w:after="110" w:line="300" w:lineRule="auto"/>
+      </w:pPr>
+      <w:r>
+        <w:rPr>
+          <w:rFonts w:ascii="Times New Roman" w:hAnsi="Times New Roman" w:eastAsia="Malgun Gothic"/>
+          <w:b/>
+          <w:i w:val="0"/>
+          <w:sz w:val="22"/>
+        </w:rPr>
+        <w:t xml:space="preserve">Радищев: </w:t>
+      </w:r>
+      <w:r>
+        <w:rPr>
+          <w:rFonts w:ascii="Times New Roman" w:hAnsi="Times New Roman" w:eastAsia="Malgun Gothic"/>
+          <w:b w:val="0"/>
+          <w:i w:val="0"/>
+          <w:sz w:val="22"/>
+        </w:rPr>
+        <w:t>Алексей Николаевич, пока мы говорим о семьях, керсонцы подтягивают вторую линию.</w:t>
+      </w:r>
+    </w:p>
+    <w:p>
+      <w:pPr>
+        <w:spacing w:before="0" w:after="110" w:line="300" w:lineRule="auto"/>
+      </w:pPr>
+      <w:r>
+        <w:rPr>
+          <w:rFonts w:ascii="Times New Roman" w:hAnsi="Times New Roman" w:eastAsia="Malgun Gothic"/>
+          <w:b/>
+          <w:i w:val="0"/>
+          <w:sz w:val="22"/>
+        </w:rPr>
+        <w:t xml:space="preserve">Лёша: </w:t>
+      </w:r>
+      <w:r>
+        <w:rPr>
+          <w:rFonts w:ascii="Times New Roman" w:hAnsi="Times New Roman" w:eastAsia="Malgun Gothic"/>
+          <w:b w:val="0"/>
+          <w:i w:val="0"/>
+          <w:sz w:val="22"/>
+        </w:rPr>
+        <w:t>Я слышу вас, Борис Игоревич. Одно другому не мешает.</w:t>
       </w:r>
     </w:p>
     <w:p>
@@ -578,6 +808,131 @@
           <w:i w:val="0"/>
           <w:sz w:val="22"/>
         </w:rPr>
+        <w:t xml:space="preserve">Гребенщиков: </w:t>
+      </w:r>
+      <w:r>
+        <w:rPr>
+          <w:rFonts w:ascii="Times New Roman" w:hAnsi="Times New Roman" w:eastAsia="Malgun Gothic"/>
+          <w:b w:val="0"/>
+          <w:i/>
+          <w:color w:val="555555"/>
+          <w:sz w:val="22"/>
+        </w:rPr>
+        <w:t>(осторожно)</w:t>
+      </w:r>
+      <w:r>
+        <w:rPr>
+          <w:rFonts w:ascii="Times New Roman" w:hAnsi="Times New Roman" w:eastAsia="Malgun Gothic"/>
+          <w:b w:val="0"/>
+          <w:i w:val="0"/>
+          <w:sz w:val="22"/>
+        </w:rPr>
+        <w:t xml:space="preserve"> Алексей Николаевич, если позволите: политически полная мобилизация без парламента сейчас будет выглядеть как…</w:t>
+      </w:r>
+    </w:p>
+    <w:p>
+      <w:pPr>
+        <w:spacing w:before="0" w:after="110" w:line="300" w:lineRule="auto"/>
+      </w:pPr>
+      <w:r>
+        <w:rPr>
+          <w:rFonts w:ascii="Times New Roman" w:hAnsi="Times New Roman" w:eastAsia="Malgun Gothic"/>
+          <w:b/>
+          <w:i w:val="0"/>
+          <w:sz w:val="22"/>
+        </w:rPr>
+        <w:t xml:space="preserve">Лёша: </w:t>
+      </w:r>
+      <w:r>
+        <w:rPr>
+          <w:rFonts w:ascii="Times New Roman" w:hAnsi="Times New Roman" w:eastAsia="Malgun Gothic"/>
+          <w:b w:val="0"/>
+          <w:i w:val="0"/>
+          <w:sz w:val="22"/>
+        </w:rPr>
+        <w:t>Как то, от чего я обещал удерживаться, — на слушании, перед всей страной. Знаю, Анатолий Викторович.</w:t>
+      </w:r>
+    </w:p>
+    <w:p>
+      <w:pPr>
+        <w:spacing w:before="0" w:after="110" w:line="300" w:lineRule="auto"/>
+      </w:pPr>
+      <w:r>
+        <w:rPr>
+          <w:rFonts w:ascii="Times New Roman" w:hAnsi="Times New Roman" w:eastAsia="Malgun Gothic"/>
+          <w:b/>
+          <w:i w:val="0"/>
+          <w:sz w:val="22"/>
+        </w:rPr>
+        <w:t xml:space="preserve">Гребенщиков: </w:t>
+      </w:r>
+      <w:r>
+        <w:rPr>
+          <w:rFonts w:ascii="Times New Roman" w:hAnsi="Times New Roman" w:eastAsia="Malgun Gothic"/>
+          <w:b w:val="0"/>
+          <w:i w:val="0"/>
+          <w:sz w:val="22"/>
+        </w:rPr>
+        <w:t>Я хотел сказать «как паника». Но ваша формулировка точнее.</w:t>
+      </w:r>
+    </w:p>
+    <w:p>
+      <w:pPr>
+        <w:spacing w:before="0" w:after="110" w:line="300" w:lineRule="auto"/>
+      </w:pPr>
+      <w:r>
+        <w:rPr>
+          <w:rFonts w:ascii="Times New Roman" w:hAnsi="Times New Roman" w:eastAsia="Malgun Gothic"/>
+          <w:b/>
+          <w:i w:val="0"/>
+          <w:sz w:val="22"/>
+        </w:rPr>
+        <w:t xml:space="preserve">Радищев: </w:t>
+      </w:r>
+      <w:r>
+        <w:rPr>
+          <w:rFonts w:ascii="Times New Roman" w:hAnsi="Times New Roman" w:eastAsia="Malgun Gothic"/>
+          <w:b w:val="0"/>
+          <w:i w:val="0"/>
+          <w:sz w:val="22"/>
+        </w:rPr>
+        <w:t>Сейчас не время для политических расчётов!</w:t>
+      </w:r>
+    </w:p>
+    <w:p>
+      <w:pPr>
+        <w:spacing w:before="0" w:after="110" w:line="300" w:lineRule="auto"/>
+      </w:pPr>
+      <w:r>
+        <w:rPr>
+          <w:rFonts w:ascii="Times New Roman" w:hAnsi="Times New Roman" w:eastAsia="Malgun Gothic"/>
+          <w:b/>
+          <w:i w:val="0"/>
+          <w:sz w:val="22"/>
+        </w:rPr>
+        <w:t xml:space="preserve">Гребенщиков: </w:t>
+      </w:r>
+      <w:r>
+        <w:rPr>
+          <w:rFonts w:ascii="Times New Roman" w:hAnsi="Times New Roman" w:eastAsia="Malgun Gothic"/>
+          <w:b w:val="0"/>
+          <w:i w:val="0"/>
+          <w:sz w:val="22"/>
+        </w:rPr>
+        <w:t>Сейчас как раз время, Борис Игоревич. Война — самый политический расчёт из всех.</w:t>
+      </w:r>
+    </w:p>
+    <w:p>
+      <w:pPr>
+        <w:spacing w:before="0" w:after="110" w:line="300" w:lineRule="auto"/>
+      </w:pPr>
+      <w:r>
+        <w:rPr>
+          <w:rFonts w:ascii="Times New Roman" w:hAnsi="Times New Roman" w:eastAsia="Malgun Gothic"/>
+          <w:b/>
+          <w:i w:val="0"/>
+          <w:sz w:val="22"/>
+        </w:rPr>
         <w:t xml:space="preserve">Радищев: </w:t>
       </w:r>
       <w:r>
@@ -881,6 +1236,72 @@
           <w:color w:val="555555"/>
           <w:sz w:val="22"/>
         </w:rPr>
+        <w:t>(себе)</w:t>
+      </w:r>
+      <w:r>
+        <w:rPr>
+          <w:rFonts w:ascii="Times New Roman" w:hAnsi="Times New Roman" w:eastAsia="Malgun Gothic"/>
+          <w:b w:val="0"/>
+          <w:i w:val="0"/>
+          <w:sz w:val="22"/>
+        </w:rPr>
+        <w:t xml:space="preserve"> А Радищев не злодей. Он боится за своих солдат. Я тоже. Разница только в том, что делать с этим страхом.</w:t>
+      </w:r>
+    </w:p>
+    <w:p>
+      <w:pPr>
+        <w:spacing w:before="0" w:after="110" w:line="300" w:lineRule="auto"/>
+      </w:pPr>
+      <w:r>
+        <w:rPr>
+          <w:rFonts w:ascii="Times New Roman" w:hAnsi="Times New Roman" w:eastAsia="Malgun Gothic"/>
+          <w:b/>
+          <w:i w:val="0"/>
+          <w:sz w:val="22"/>
+        </w:rPr>
+        <w:t xml:space="preserve">Лёша: </w:t>
+      </w:r>
+      <w:r>
+        <w:rPr>
+          <w:rFonts w:ascii="Times New Roman" w:hAnsi="Times New Roman" w:eastAsia="Malgun Gothic"/>
+          <w:b w:val="0"/>
+          <w:i/>
+          <w:color w:val="555555"/>
+          <w:sz w:val="22"/>
+        </w:rPr>
+        <w:t>(себе)</w:t>
+      </w:r>
+      <w:r>
+        <w:rPr>
+          <w:rFonts w:ascii="Times New Roman" w:hAnsi="Times New Roman" w:eastAsia="Malgun Gothic"/>
+          <w:b w:val="0"/>
+          <w:i w:val="0"/>
+          <w:sz w:val="22"/>
+        </w:rPr>
+        <w:t xml:space="preserve"> Ударю в ответ сам — это будет решение одного человека, которое потом придётся защищать всей стране. Соберу парламент — это будет решение страны.</w:t>
+      </w:r>
+    </w:p>
+    <w:p>
+      <w:pPr>
+        <w:spacing w:before="0" w:after="110" w:line="300" w:lineRule="auto"/>
+      </w:pPr>
+      <w:r>
+        <w:rPr>
+          <w:rFonts w:ascii="Times New Roman" w:hAnsi="Times New Roman" w:eastAsia="Malgun Gothic"/>
+          <w:b/>
+          <w:i w:val="0"/>
+          <w:sz w:val="22"/>
+        </w:rPr>
+        <w:t xml:space="preserve">Лёша: </w:t>
+      </w:r>
+      <w:r>
+        <w:rPr>
+          <w:rFonts w:ascii="Times New Roman" w:hAnsi="Times New Roman" w:eastAsia="Malgun Gothic"/>
+          <w:b w:val="0"/>
+          <w:i/>
+          <w:color w:val="555555"/>
+          <w:sz w:val="22"/>
+        </w:rPr>
         <w:t>(встаёт)</w:t>
       </w:r>
       <w:r>
@@ -1176,6 +1597,98 @@
         <w:rPr>
           <w:rFonts w:ascii="Times New Roman" w:hAnsi="Times New Roman" w:eastAsia="Malgun Gothic"/>
           <w:b w:val="0"/>
+          <w:i w:val="0"/>
+          <w:sz w:val="22"/>
+        </w:rPr>
+        <w:t>А если я ошибаюсь, Ирина? Если Радищев прав, и завтра они пойдут дальше?</w:t>
+      </w:r>
+    </w:p>
+    <w:p>
+      <w:pPr>
+        <w:spacing w:before="0" w:after="110" w:line="300" w:lineRule="auto"/>
+      </w:pPr>
+      <w:r>
+        <w:rPr>
+          <w:rFonts w:ascii="Times New Roman" w:hAnsi="Times New Roman" w:eastAsia="Malgun Gothic"/>
+          <w:b/>
+          <w:i w:val="0"/>
+          <w:sz w:val="22"/>
+        </w:rPr>
+        <w:t xml:space="preserve">Ирина: </w:t>
+      </w:r>
+      <w:r>
+        <w:rPr>
+          <w:rFonts w:ascii="Times New Roman" w:hAnsi="Times New Roman" w:eastAsia="Malgun Gothic"/>
+          <w:b w:val="0"/>
+          <w:i w:val="0"/>
+          <w:sz w:val="22"/>
+        </w:rPr>
+        <w:t>Тогда парламент соберётся ещё раз, и вы попросите о большем. Открыто. И вам дадут — именно потому, что сегодня вы не взяли сами.</w:t>
+      </w:r>
+    </w:p>
+    <w:p>
+      <w:pPr>
+        <w:spacing w:before="0" w:after="110" w:line="300" w:lineRule="auto"/>
+      </w:pPr>
+      <w:r>
+        <w:rPr>
+          <w:rFonts w:ascii="Times New Roman" w:hAnsi="Times New Roman" w:eastAsia="Malgun Gothic"/>
+          <w:b/>
+          <w:i w:val="0"/>
+          <w:sz w:val="22"/>
+        </w:rPr>
+        <w:t xml:space="preserve">Лёша: </w:t>
+      </w:r>
+      <w:r>
+        <w:rPr>
+          <w:rFonts w:ascii="Times New Roman" w:hAnsi="Times New Roman" w:eastAsia="Malgun Gothic"/>
+          <w:b w:val="0"/>
+          <w:i w:val="0"/>
+          <w:sz w:val="22"/>
+        </w:rPr>
+        <w:t>Вы в этом уверены?</w:t>
+      </w:r>
+    </w:p>
+    <w:p>
+      <w:pPr>
+        <w:spacing w:before="0" w:after="110" w:line="300" w:lineRule="auto"/>
+      </w:pPr>
+      <w:r>
+        <w:rPr>
+          <w:rFonts w:ascii="Times New Roman" w:hAnsi="Times New Roman" w:eastAsia="Malgun Gothic"/>
+          <w:b/>
+          <w:i w:val="0"/>
+          <w:sz w:val="22"/>
+        </w:rPr>
+        <w:t xml:space="preserve">Ирина: </w:t>
+      </w:r>
+      <w:r>
+        <w:rPr>
+          <w:rFonts w:ascii="Times New Roman" w:hAnsi="Times New Roman" w:eastAsia="Malgun Gothic"/>
+          <w:b w:val="0"/>
+          <w:i w:val="0"/>
+          <w:sz w:val="22"/>
+        </w:rPr>
+        <w:t>Нет. Но я уверена, что если вы возьмёте сегодня сами, завтра вам не поверят, даже когда вы будете правы.</w:t>
+      </w:r>
+    </w:p>
+    <w:p>
+      <w:pPr>
+        <w:spacing w:before="0" w:after="110" w:line="300" w:lineRule="auto"/>
+      </w:pPr>
+      <w:r>
+        <w:rPr>
+          <w:rFonts w:ascii="Times New Roman" w:hAnsi="Times New Roman" w:eastAsia="Malgun Gothic"/>
+          <w:b/>
+          <w:i w:val="0"/>
+          <w:sz w:val="22"/>
+        </w:rPr>
+        <w:t xml:space="preserve">Лёша: </w:t>
+      </w:r>
+      <w:r>
+        <w:rPr>
+          <w:rFonts w:ascii="Times New Roman" w:hAnsi="Times New Roman" w:eastAsia="Malgun Gothic"/>
+          <w:b w:val="0"/>
           <w:i/>
           <w:color w:val="555555"/>
           <w:sz w:val="22"/>
@@ -1213,6 +1726,105 @@
           <w:sz w:val="22"/>
         </w:rPr>
         <w:t>Всегда отвечу, Алексей Николаевич. В любой час. Еду к вам.</w:t>
+      </w:r>
+    </w:p>
+    <w:p>
+      <w:pPr>
+        <w:spacing w:before="0" w:after="110" w:line="300" w:lineRule="auto"/>
+      </w:pPr>
+      <w:r>
+        <w:rPr>
+          <w:rFonts w:ascii="Times New Roman" w:hAnsi="Times New Roman" w:eastAsia="Malgun Gothic"/>
+          <w:b/>
+          <w:i w:val="0"/>
+          <w:sz w:val="22"/>
+        </w:rPr>
+        <w:t xml:space="preserve">Лёша: </w:t>
+      </w:r>
+      <w:r>
+        <w:rPr>
+          <w:rFonts w:ascii="Times New Roman" w:hAnsi="Times New Roman" w:eastAsia="Malgun Gothic"/>
+          <w:b w:val="0"/>
+          <w:i/>
+          <w:color w:val="555555"/>
+          <w:sz w:val="22"/>
+        </w:rPr>
+        <w:t>(себе, опуская телефон)</w:t>
+      </w:r>
+      <w:r>
+        <w:rPr>
+          <w:rFonts w:ascii="Times New Roman" w:hAnsi="Times New Roman" w:eastAsia="Malgun Gothic"/>
+          <w:b w:val="0"/>
+          <w:i w:val="0"/>
+          <w:sz w:val="22"/>
+        </w:rPr>
+        <w:t xml:space="preserve"> Она ведь могла сказать мне то, что я хотел услышать.</w:t>
+      </w:r>
+    </w:p>
+    <w:p>
+      <w:pPr>
+        <w:spacing w:before="0" w:after="110" w:line="300" w:lineRule="auto"/>
+      </w:pPr>
+      <w:r>
+        <w:rPr>
+          <w:rFonts w:ascii="Times New Roman" w:hAnsi="Times New Roman" w:eastAsia="Malgun Gothic"/>
+          <w:b/>
+          <w:i w:val="0"/>
+          <w:sz w:val="22"/>
+        </w:rPr>
+        <w:t xml:space="preserve">Катя: </w:t>
+      </w:r>
+      <w:r>
+        <w:rPr>
+          <w:rFonts w:ascii="Times New Roman" w:hAnsi="Times New Roman" w:eastAsia="Malgun Gothic"/>
+          <w:b w:val="0"/>
+          <w:i/>
+          <w:color w:val="555555"/>
+          <w:sz w:val="22"/>
+        </w:rPr>
+        <w:t>(тихо, от двери)</w:t>
+      </w:r>
+      <w:r>
+        <w:rPr>
+          <w:rFonts w:ascii="Times New Roman" w:hAnsi="Times New Roman" w:eastAsia="Malgun Gothic"/>
+          <w:b w:val="0"/>
+          <w:i w:val="0"/>
+          <w:sz w:val="22"/>
+        </w:rPr>
+        <w:t xml:space="preserve"> Могла. Но вы звонили не за этим, Алексей Николаевич.</w:t>
+      </w:r>
+    </w:p>
+    <w:p>
+      <w:pPr>
+        <w:spacing w:before="0" w:after="110" w:line="300" w:lineRule="auto"/>
+      </w:pPr>
+      <w:r>
+        <w:rPr>
+          <w:rFonts w:ascii="Times New Roman" w:hAnsi="Times New Roman" w:eastAsia="Malgun Gothic"/>
+          <w:b/>
+          <w:i w:val="0"/>
+          <w:sz w:val="22"/>
+        </w:rPr>
+        <w:t xml:space="preserve">Лёша: </w:t>
+      </w:r>
+      <w:r>
+        <w:rPr>
+          <w:rFonts w:ascii="Times New Roman" w:hAnsi="Times New Roman" w:eastAsia="Malgun Gothic"/>
+          <w:b w:val="0"/>
+          <w:i/>
+          <w:color w:val="555555"/>
+          <w:sz w:val="22"/>
+        </w:rPr>
+        <w:t>(тихо)</w:t>
+      </w:r>
+      <w:r>
+        <w:rPr>
+          <w:rFonts w:ascii="Times New Roman" w:hAnsi="Times New Roman" w:eastAsia="Malgun Gothic"/>
+          <w:b w:val="0"/>
+          <w:i w:val="0"/>
+          <w:sz w:val="22"/>
+        </w:rPr>
+        <w:t xml:space="preserve"> Не за этим.</w:t>
       </w:r>
     </w:p>
     <w:p>
@@ -1446,6 +2058,141 @@
           <w:i w:val="0"/>
           <w:sz w:val="22"/>
         </w:rPr>
+        <w:t xml:space="preserve">Радищев: </w:t>
+      </w:r>
+      <w:r>
+        <w:rPr>
+          <w:rFonts w:ascii="Times New Roman" w:hAnsi="Times New Roman" w:eastAsia="Malgun Gothic"/>
+          <w:b w:val="0"/>
+          <w:i w:val="0"/>
+          <w:sz w:val="22"/>
+        </w:rPr>
+        <w:t>Тогда разрешите хотя бы поднять резерв по тревоге. Не выдвигать — просто поднять.</w:t>
+      </w:r>
+    </w:p>
+    <w:p>
+      <w:pPr>
+        <w:spacing w:before="0" w:after="110" w:line="300" w:lineRule="auto"/>
+      </w:pPr>
+      <w:r>
+        <w:rPr>
+          <w:rFonts w:ascii="Times New Roman" w:hAnsi="Times New Roman" w:eastAsia="Malgun Gothic"/>
+          <w:b/>
+          <w:i w:val="0"/>
+          <w:sz w:val="22"/>
+        </w:rPr>
+        <w:t xml:space="preserve">Лёша: </w:t>
+      </w:r>
+      <w:r>
+        <w:rPr>
+          <w:rFonts w:ascii="Times New Roman" w:hAnsi="Times New Roman" w:eastAsia="Malgun Gothic"/>
+          <w:b w:val="0"/>
+          <w:i/>
+          <w:color w:val="555555"/>
+          <w:sz w:val="22"/>
+        </w:rPr>
+        <w:t>(Гуркину)</w:t>
+      </w:r>
+      <w:r>
+        <w:rPr>
+          <w:rFonts w:ascii="Times New Roman" w:hAnsi="Times New Roman" w:eastAsia="Malgun Gothic"/>
+          <w:b w:val="0"/>
+          <w:i w:val="0"/>
+          <w:sz w:val="22"/>
+        </w:rPr>
+        <w:t xml:space="preserve"> Это в рамках действующих полномочий?</w:t>
+      </w:r>
+    </w:p>
+    <w:p>
+      <w:pPr>
+        <w:spacing w:before="0" w:after="110" w:line="300" w:lineRule="auto"/>
+      </w:pPr>
+      <w:r>
+        <w:rPr>
+          <w:rFonts w:ascii="Times New Roman" w:hAnsi="Times New Roman" w:eastAsia="Malgun Gothic"/>
+          <w:b/>
+          <w:i w:val="0"/>
+          <w:sz w:val="22"/>
+        </w:rPr>
+        <w:t xml:space="preserve">Гуркин: </w:t>
+      </w:r>
+      <w:r>
+        <w:rPr>
+          <w:rFonts w:ascii="Times New Roman" w:hAnsi="Times New Roman" w:eastAsia="Malgun Gothic"/>
+          <w:b w:val="0"/>
+          <w:i w:val="0"/>
+          <w:sz w:val="22"/>
+        </w:rPr>
+        <w:t>В рамках, Алексей Николаевич. Готовность — да. Выдвижение за пределы округа — только по решению парламента.</w:t>
+      </w:r>
+    </w:p>
+    <w:p>
+      <w:pPr>
+        <w:spacing w:before="0" w:after="110" w:line="300" w:lineRule="auto"/>
+      </w:pPr>
+      <w:r>
+        <w:rPr>
+          <w:rFonts w:ascii="Times New Roman" w:hAnsi="Times New Roman" w:eastAsia="Malgun Gothic"/>
+          <w:b/>
+          <w:i w:val="0"/>
+          <w:sz w:val="22"/>
+        </w:rPr>
+        <w:t xml:space="preserve">Лёша: </w:t>
+      </w:r>
+      <w:r>
+        <w:rPr>
+          <w:rFonts w:ascii="Times New Roman" w:hAnsi="Times New Roman" w:eastAsia="Malgun Gothic"/>
+          <w:b w:val="0"/>
+          <w:i w:val="0"/>
+          <w:sz w:val="22"/>
+        </w:rPr>
+        <w:t>Поднимайте, Борис Игоревич. И в три часа доложите парламенту — сами.</w:t>
+      </w:r>
+    </w:p>
+    <w:p>
+      <w:pPr>
+        <w:spacing w:before="0" w:after="110" w:line="300" w:lineRule="auto"/>
+      </w:pPr>
+      <w:r>
+        <w:rPr>
+          <w:rFonts w:ascii="Times New Roman" w:hAnsi="Times New Roman" w:eastAsia="Malgun Gothic"/>
+          <w:b/>
+          <w:i w:val="0"/>
+          <w:sz w:val="22"/>
+        </w:rPr>
+        <w:t xml:space="preserve">Радищев: </w:t>
+      </w:r>
+      <w:r>
+        <w:rPr>
+          <w:rFonts w:ascii="Times New Roman" w:hAnsi="Times New Roman" w:eastAsia="Malgun Gothic"/>
+          <w:b w:val="0"/>
+          <w:i/>
+          <w:color w:val="555555"/>
+          <w:sz w:val="22"/>
+        </w:rPr>
+        <w:t>(коротко)</w:t>
+      </w:r>
+      <w:r>
+        <w:rPr>
+          <w:rFonts w:ascii="Times New Roman" w:hAnsi="Times New Roman" w:eastAsia="Malgun Gothic"/>
+          <w:b w:val="0"/>
+          <w:i w:val="0"/>
+          <w:sz w:val="22"/>
+        </w:rPr>
+        <w:t xml:space="preserve"> Доложу.</w:t>
+      </w:r>
+    </w:p>
+    <w:p>
+      <w:pPr>
+        <w:spacing w:before="0" w:after="110" w:line="300" w:lineRule="auto"/>
+      </w:pPr>
+      <w:r>
+        <w:rPr>
+          <w:rFonts w:ascii="Times New Roman" w:hAnsi="Times New Roman" w:eastAsia="Malgun Gothic"/>
+          <w:b/>
+          <w:i w:val="0"/>
+          <w:sz w:val="22"/>
+        </w:rPr>
         <w:t xml:space="preserve">Гребенщиков: </w:t>
       </w:r>
       <w:r>
@@ -1745,7 +2492,122 @@
           <w:i w:val="0"/>
           <w:sz w:val="22"/>
         </w:rPr>
-        <w:t xml:space="preserve">Спикер: </w:t>
+        <w:t xml:space="preserve">Лёша: </w:t>
+      </w:r>
+      <w:r>
+        <w:rPr>
+          <w:rFonts w:ascii="Times New Roman" w:hAnsi="Times New Roman" w:eastAsia="Malgun Gothic"/>
+          <w:b w:val="0"/>
+          <w:i w:val="0"/>
+          <w:sz w:val="22"/>
+        </w:rPr>
+        <w:t>Кто погибший?</w:t>
+      </w:r>
+    </w:p>
+    <w:p>
+      <w:pPr>
+        <w:spacing w:before="0" w:after="110" w:line="300" w:lineRule="auto"/>
+      </w:pPr>
+      <w:r>
+        <w:rPr>
+          <w:rFonts w:ascii="Times New Roman" w:hAnsi="Times New Roman" w:eastAsia="Malgun Gothic"/>
+          <w:b/>
+          <w:i w:val="0"/>
+          <w:sz w:val="22"/>
+        </w:rPr>
+        <w:t xml:space="preserve">Гуркин: </w:t>
+      </w:r>
+      <w:r>
+        <w:rPr>
+          <w:rFonts w:ascii="Times New Roman" w:hAnsi="Times New Roman" w:eastAsia="Malgun Gothic"/>
+          <w:b w:val="0"/>
+          <w:i w:val="0"/>
+          <w:sz w:val="22"/>
+        </w:rPr>
+        <w:t>Контрактник со второго поста. Имя назову, как только сообщат семье, — таков порядок.</w:t>
+      </w:r>
+    </w:p>
+    <w:p>
+      <w:pPr>
+        <w:spacing w:before="0" w:after="110" w:line="300" w:lineRule="auto"/>
+      </w:pPr>
+      <w:r>
+        <w:rPr>
+          <w:rFonts w:ascii="Times New Roman" w:hAnsi="Times New Roman" w:eastAsia="Malgun Gothic"/>
+          <w:b/>
+          <w:i w:val="0"/>
+          <w:sz w:val="22"/>
+        </w:rPr>
+        <w:t xml:space="preserve">Лёша: </w:t>
+      </w:r>
+      <w:r>
+        <w:rPr>
+          <w:rFonts w:ascii="Times New Roman" w:hAnsi="Times New Roman" w:eastAsia="Malgun Gothic"/>
+          <w:b w:val="0"/>
+          <w:i w:val="0"/>
+          <w:sz w:val="22"/>
+        </w:rPr>
+        <w:t>Порядок правильный. Потом дайте мне номер матери. Я позвоню сам.</w:t>
+      </w:r>
+    </w:p>
+    <w:p>
+      <w:pPr>
+        <w:spacing w:before="0" w:after="110" w:line="300" w:lineRule="auto"/>
+      </w:pPr>
+      <w:r>
+        <w:rPr>
+          <w:rFonts w:ascii="Times New Roman" w:hAnsi="Times New Roman" w:eastAsia="Malgun Gothic"/>
+          <w:b/>
+          <w:i w:val="0"/>
+          <w:sz w:val="22"/>
+        </w:rPr>
+        <w:t xml:space="preserve">Радищев: </w:t>
+      </w:r>
+      <w:r>
+        <w:rPr>
+          <w:rFonts w:ascii="Times New Roman" w:hAnsi="Times New Roman" w:eastAsia="Malgun Gothic"/>
+          <w:b w:val="0"/>
+          <w:i w:val="0"/>
+          <w:sz w:val="22"/>
+        </w:rPr>
+        <w:t>Алексей Николаевич, это необязательно. Министерство…</w:t>
+      </w:r>
+    </w:p>
+    <w:p>
+      <w:pPr>
+        <w:spacing w:before="0" w:after="110" w:line="300" w:lineRule="auto"/>
+      </w:pPr>
+      <w:r>
+        <w:rPr>
+          <w:rFonts w:ascii="Times New Roman" w:hAnsi="Times New Roman" w:eastAsia="Malgun Gothic"/>
+          <w:b/>
+          <w:i w:val="0"/>
+          <w:sz w:val="22"/>
+        </w:rPr>
+        <w:t xml:space="preserve">Лёша: </w:t>
+      </w:r>
+      <w:r>
+        <w:rPr>
+          <w:rFonts w:ascii="Times New Roman" w:hAnsi="Times New Roman" w:eastAsia="Malgun Gothic"/>
+          <w:b w:val="0"/>
+          <w:i w:val="0"/>
+          <w:sz w:val="22"/>
+        </w:rPr>
+        <w:t>Необязательно. Но ограниченный ответ — мой приказ. Значит, и звонок мой.</w:t>
+      </w:r>
+    </w:p>
+    <w:p>
+      <w:pPr>
+        <w:spacing w:before="0" w:after="110" w:line="300" w:lineRule="auto"/>
+      </w:pPr>
+      <w:r>
+        <w:rPr>
+          <w:rFonts w:ascii="Times New Roman" w:hAnsi="Times New Roman" w:eastAsia="Malgun Gothic"/>
+          <w:b/>
+          <w:i w:val="0"/>
+          <w:sz w:val="22"/>
+        </w:rPr>
+        <w:t xml:space="preserve">Радищев: </w:t>
       </w:r>
       <w:r>
         <w:rPr>
@@ -1755,7 +2617,7 @@
           <w:color w:val="555555"/>
           <w:sz w:val="22"/>
         </w:rPr>
-        <w:t>(голос по трансляции)</w:t>
+        <w:t>(помолчав)</w:t>
       </w:r>
       <w:r>
         <w:rPr>
@@ -1764,7 +2626,7 @@
           <w:i w:val="0"/>
           <w:sz w:val="22"/>
         </w:rPr>
-        <w:t xml:space="preserve"> По итогам экстренного заседания Государственная дума единогласно поддерживает предпринятые меры и выражает соболезнования семье погибшего.</w:t>
+        <w:t xml:space="preserve"> Тогда позвольте мне позвонить после вас. Он был моим солдатом.</w:t>
       </w:r>
     </w:p>
     <w:p>
@@ -1779,6 +2641,29 @@
           <w:sz w:val="22"/>
         </w:rPr>
         <w:t xml:space="preserve">Лёша: </w:t>
+      </w:r>
+      <w:r>
+        <w:rPr>
+          <w:rFonts w:ascii="Times New Roman" w:hAnsi="Times New Roman" w:eastAsia="Malgun Gothic"/>
+          <w:b w:val="0"/>
+          <w:i w:val="0"/>
+          <w:sz w:val="22"/>
+        </w:rPr>
+        <w:t>Позвоните. Лучше вдвоём, чем через пресс-службу.</w:t>
+      </w:r>
+    </w:p>
+    <w:p>
+      <w:pPr>
+        <w:spacing w:before="0" w:after="110" w:line="300" w:lineRule="auto"/>
+      </w:pPr>
+      <w:r>
+        <w:rPr>
+          <w:rFonts w:ascii="Times New Roman" w:hAnsi="Times New Roman" w:eastAsia="Malgun Gothic"/>
+          <w:b/>
+          <w:i w:val="0"/>
+          <w:sz w:val="22"/>
+        </w:rPr>
+        <w:t xml:space="preserve">Спикер: </w:t>
       </w:r>
       <w:r>
         <w:rPr>
@@ -1788,7 +2673,7 @@
           <w:color w:val="555555"/>
           <w:sz w:val="22"/>
         </w:rPr>
-        <w:t>(слушая)</w:t>
+        <w:t>(голос по трансляции)</w:t>
       </w:r>
       <w:r>
         <w:rPr>
@@ -1797,7 +2682,7 @@
           <w:i w:val="0"/>
           <w:sz w:val="22"/>
         </w:rPr>
-        <w:t xml:space="preserve"> Единогласно. Впервые за долгое время — единогласно.</w:t>
+        <w:t xml:space="preserve"> По итогам экстренного заседания Государственная дума единогласно поддерживает предпринятые меры и выражает соболезнования семье погибшего.</w:t>
       </w:r>
     </w:p>
     <w:p>
@@ -1811,30 +2696,7 @@
           <w:i w:val="0"/>
           <w:sz w:val="22"/>
         </w:rPr>
-        <w:t xml:space="preserve">Гребенщиков: </w:t>
-      </w:r>
-      <w:r>
-        <w:rPr>
-          <w:rFonts w:ascii="Times New Roman" w:hAnsi="Times New Roman" w:eastAsia="Malgun Gothic"/>
-          <w:b w:val="0"/>
-          <w:i w:val="0"/>
-          <w:sz w:val="22"/>
-        </w:rPr>
-        <w:t>Потому что вы дали им возможность быть частью решения, а не просто зрителями, Алексей Николаевич.</w:t>
-      </w:r>
-    </w:p>
-    <w:p>
-      <w:pPr>
-        <w:spacing w:before="0" w:after="110" w:line="300" w:lineRule="auto"/>
-      </w:pPr>
-      <w:r>
-        <w:rPr>
-          <w:rFonts w:ascii="Times New Roman" w:hAnsi="Times New Roman" w:eastAsia="Malgun Gothic"/>
-          <w:b/>
-          <w:i w:val="0"/>
-          <w:sz w:val="22"/>
-        </w:rPr>
-        <w:t xml:space="preserve">Ирина: </w:t>
+        <w:t xml:space="preserve">Лёша: </w:t>
       </w:r>
       <w:r>
         <w:rPr>
@@ -1844,7 +2706,7 @@
           <w:color w:val="555555"/>
           <w:sz w:val="22"/>
         </w:rPr>
-        <w:t>(тихо, уже рядом)</w:t>
+        <w:t>(слушая)</w:t>
       </w:r>
       <w:r>
         <w:rPr>
@@ -1853,7 +2715,7 @@
           <w:i w:val="0"/>
           <w:sz w:val="22"/>
         </w:rPr>
-        <w:t xml:space="preserve"> Вы выбрали трудный путь, Алексей Николаевич. В самый страшный момент. И выбрали его первым.</w:t>
+        <w:t xml:space="preserve"> Единогласно. Впервые за долгое время — единогласно.</w:t>
       </w:r>
     </w:p>
     <w:p>
@@ -1867,7 +2729,7 @@
           <w:i w:val="0"/>
           <w:sz w:val="22"/>
         </w:rPr>
-        <w:t xml:space="preserve">Лёша: </w:t>
+        <w:t xml:space="preserve">Гребенщиков: </w:t>
       </w:r>
       <w:r>
         <w:rPr>
@@ -1876,7 +2738,7 @@
           <w:i w:val="0"/>
           <w:sz w:val="22"/>
         </w:rPr>
-        <w:t>Выбрал, потому что вы были на другом конце провода в нужную секунду. Не уверен, что справился бы в одиночку.</w:t>
+        <w:t>Потому что вы дали им возможность быть частью решения, а не просто зрителями, Алексей Николаевич.</w:t>
       </w:r>
     </w:p>
     <w:p>
@@ -1891,29 +2753,6 @@
           <w:sz w:val="22"/>
         </w:rPr>
         <w:t xml:space="preserve">Ирина: </w:t>
-      </w:r>
-      <w:r>
-        <w:rPr>
-          <w:rFonts w:ascii="Times New Roman" w:hAnsi="Times New Roman" w:eastAsia="Malgun Gothic"/>
-          <w:b w:val="0"/>
-          <w:i w:val="0"/>
-          <w:sz w:val="22"/>
-        </w:rPr>
-        <w:t>Справились бы. Но рада, что не пришлось проверять это в одиночку.</w:t>
-      </w:r>
-    </w:p>
-    <w:p>
-      <w:pPr>
-        <w:spacing w:before="0" w:after="110" w:line="300" w:lineRule="auto"/>
-      </w:pPr>
-      <w:r>
-        <w:rPr>
-          <w:rFonts w:ascii="Times New Roman" w:hAnsi="Times New Roman" w:eastAsia="Malgun Gothic"/>
-          <w:b/>
-          <w:i w:val="0"/>
-          <w:sz w:val="22"/>
-        </w:rPr>
-        <w:t xml:space="preserve">Катя: </w:t>
       </w:r>
       <w:r>
         <w:rPr>
@@ -1923,7 +2762,7 @@
           <w:color w:val="555555"/>
           <w:sz w:val="22"/>
         </w:rPr>
-        <w:t>(подходя)</w:t>
+        <w:t>(тихо, уже рядом)</w:t>
       </w:r>
       <w:r>
         <w:rPr>
@@ -1932,7 +2771,7 @@
           <w:i w:val="0"/>
           <w:sz w:val="22"/>
         </w:rPr>
-        <w:t xml:space="preserve"> Реакция в стране уже начинается. Соцсети полны обсуждений ночного заседания парламента.</w:t>
+        <w:t xml:space="preserve"> Вы выбрали трудный путь, Алексей Николаевич. В самый страшный момент. И выбрали его первым.</w:t>
       </w:r>
     </w:p>
     <w:p>
@@ -1955,7 +2794,7 @@
           <w:i w:val="0"/>
           <w:sz w:val="22"/>
         </w:rPr>
-        <w:t>Какого рода обсуждений?</w:t>
+        <w:t>Выбрал, потому что вы были на другом конце провода в нужную секунду. Не уверен, что справился бы в одиночку.</w:t>
       </w:r>
     </w:p>
     <w:p>
@@ -1969,7 +2808,7 @@
           <w:i w:val="0"/>
           <w:sz w:val="22"/>
         </w:rPr>
-        <w:t xml:space="preserve">Катя: </w:t>
+        <w:t xml:space="preserve">Ирина: </w:t>
       </w:r>
       <w:r>
         <w:rPr>
@@ -1978,7 +2817,7 @@
           <w:i w:val="0"/>
           <w:sz w:val="22"/>
         </w:rPr>
-        <w:t>В основном положительных. Люди пишут, что впервые за долгое время чувствуют, что их представители реально участвуют в решении, а не просто наблюдают со стороны.</w:t>
+        <w:t>Справились бы. Но рада, что не пришлось проверять это в одиночку.</w:t>
       </w:r>
     </w:p>
     <w:p>
@@ -1992,53 +2831,7 @@
           <w:i w:val="0"/>
           <w:sz w:val="22"/>
         </w:rPr>
-        <w:t xml:space="preserve">Ирина: </w:t>
-      </w:r>
-      <w:r>
-        <w:rPr>
-          <w:rFonts w:ascii="Times New Roman" w:hAnsi="Times New Roman" w:eastAsia="Malgun Gothic"/>
-          <w:b w:val="0"/>
-          <w:i w:val="0"/>
-          <w:sz w:val="22"/>
-        </w:rPr>
-        <w:t>Это именно то, ради чего стоило пройти через сегодняшнюю ночь, Алексей Николаевич.</w:t>
-      </w:r>
-    </w:p>
-    <w:p>
-      <w:pPr>
-        <w:spacing w:before="0" w:after="110" w:line="300" w:lineRule="auto"/>
-      </w:pPr>
-      <w:r>
-        <w:rPr>
-          <w:rFonts w:ascii="Times New Roman" w:hAnsi="Times New Roman" w:eastAsia="Malgun Gothic"/>
-          <w:b/>
-          <w:i w:val="0"/>
-          <w:sz w:val="22"/>
-        </w:rPr>
-        <w:t xml:space="preserve">Лёша: </w:t>
-      </w:r>
-      <w:r>
-        <w:rPr>
-          <w:rFonts w:ascii="Times New Roman" w:hAnsi="Times New Roman" w:eastAsia="Malgun Gothic"/>
-          <w:b w:val="0"/>
-          <w:i w:val="0"/>
-          <w:sz w:val="22"/>
-        </w:rPr>
-        <w:t>Через многое стоило пройти, оказывается, Ирина. Через письмо Быкова, через ваш звонок, через отказ от лёгкого пути в самый страшный момент.</w:t>
-      </w:r>
-    </w:p>
-    <w:p>
-      <w:pPr>
-        <w:spacing w:before="0" w:after="110" w:line="300" w:lineRule="auto"/>
-      </w:pPr>
-      <w:r>
-        <w:rPr>
-          <w:rFonts w:ascii="Times New Roman" w:hAnsi="Times New Roman" w:eastAsia="Malgun Gothic"/>
-          <w:b/>
-          <w:i w:val="0"/>
-          <w:sz w:val="22"/>
-        </w:rPr>
-        <w:t xml:space="preserve">Кирилл: </w:t>
+        <w:t xml:space="preserve">Катя: </w:t>
       </w:r>
       <w:r>
         <w:rPr>
@@ -2048,7 +2841,7 @@
           <w:color w:val="555555"/>
           <w:sz w:val="22"/>
         </w:rPr>
-        <w:t>(по телефону, узнав новости)</w:t>
+        <w:t>(подходя)</w:t>
       </w:r>
       <w:r>
         <w:rPr>
@@ -2057,7 +2850,7 @@
           <w:i w:val="0"/>
           <w:sz w:val="22"/>
         </w:rPr>
-        <w:t xml:space="preserve"> Алексей Николаевич, вся страна следила за вашим решением сегодня. Ограниченный ответ, парламентское заседание среди ночи — это войдёт в историю как пример, а не как исключение.</w:t>
+        <w:t xml:space="preserve"> Реакция в стране уже начинается. Соцсети полны обсуждений ночного заседания парламента.</w:t>
       </w:r>
     </w:p>
     <w:p>
@@ -2080,7 +2873,7 @@
           <w:i w:val="0"/>
           <w:sz w:val="22"/>
         </w:rPr>
-        <w:t>Надеюсь, что так, Кирилл Андреевич. Надеюсь, что это станет правилом, а не разовым геройством, о котором забудут через месяц.</w:t>
+        <w:t>Какого рода обсуждений?</w:t>
       </w:r>
     </w:p>
     <w:p>
@@ -2094,7 +2887,7 @@
           <w:i w:val="0"/>
           <w:sz w:val="22"/>
         </w:rPr>
-        <w:t xml:space="preserve">Кирилл: </w:t>
+        <w:t xml:space="preserve">Катя: </w:t>
       </w:r>
       <w:r>
         <w:rPr>
@@ -2103,7 +2896,7 @@
           <w:i w:val="0"/>
           <w:sz w:val="22"/>
         </w:rPr>
-        <w:t>Институты, построенные сегодня ночью — доверие между вами и парламентом, привычка советоваться, а не действовать в одиночку, — переживут этот кризис и, надеюсь, множество будущих.</w:t>
+        <w:t>В основном положительных. Люди пишут, что впервые за долгое время чувствуют, что их представители реально участвуют в решении, а не просто наблюдают со стороны.</w:t>
       </w:r>
     </w:p>
     <w:p>
@@ -2117,7 +2910,7 @@
           <w:i w:val="0"/>
           <w:sz w:val="22"/>
         </w:rPr>
-        <w:t xml:space="preserve">Лёша: </w:t>
+        <w:t xml:space="preserve">Гребенщиков: </w:t>
       </w:r>
       <w:r>
         <w:rPr>
@@ -2126,7 +2919,7 @@
           <w:i w:val="0"/>
           <w:sz w:val="22"/>
         </w:rPr>
-        <w:t>От вас, аудитора, слышать слово «институты» с такой теплотой — неожиданно приятно, Кирилл Андреевич.</w:t>
+        <w:t>Не обольщайтесь, Екатерина Ивановна. Завтра появятся те, кто скажет, что ночное заседание — театр, а ответ — слабость.</w:t>
       </w:r>
     </w:p>
     <w:p>
@@ -2140,7 +2933,7 @@
           <w:i w:val="0"/>
           <w:sz w:val="22"/>
         </w:rPr>
-        <w:t xml:space="preserve">Кирилл: </w:t>
+        <w:t xml:space="preserve">Катя: </w:t>
       </w:r>
       <w:r>
         <w:rPr>
@@ -2149,7 +2942,7 @@
           <w:i w:val="0"/>
           <w:sz w:val="22"/>
         </w:rPr>
-        <w:t>Профессиональная деформация, Алексей Николаевич. Институты — это то, во что я верю больше всего на свете. После Насти, разумеется.</w:t>
+        <w:t>Пусть говорят. Главное, что говорят о решении парламента, а не о приказе за закрытыми дверями.</w:t>
       </w:r>
     </w:p>
     <w:p>
@@ -2164,6 +2957,75 @@
           <w:sz w:val="22"/>
         </w:rPr>
         <w:t xml:space="preserve">Лёша: </w:t>
+      </w:r>
+      <w:r>
+        <w:rPr>
+          <w:rFonts w:ascii="Times New Roman" w:hAnsi="Times New Roman" w:eastAsia="Malgun Gothic"/>
+          <w:b w:val="0"/>
+          <w:i w:val="0"/>
+          <w:sz w:val="22"/>
+        </w:rPr>
+        <w:t>Анатолий Викторович прав. Цену за эту ночь мы ещё заплатим. Но платить будем открыто.</w:t>
+      </w:r>
+    </w:p>
+    <w:p>
+      <w:pPr>
+        <w:spacing w:before="0" w:after="110" w:line="300" w:lineRule="auto"/>
+      </w:pPr>
+      <w:r>
+        <w:rPr>
+          <w:rFonts w:ascii="Times New Roman" w:hAnsi="Times New Roman" w:eastAsia="Malgun Gothic"/>
+          <w:b/>
+          <w:i w:val="0"/>
+          <w:sz w:val="22"/>
+        </w:rPr>
+        <w:t xml:space="preserve">Ирина: </w:t>
+      </w:r>
+      <w:r>
+        <w:rPr>
+          <w:rFonts w:ascii="Times New Roman" w:hAnsi="Times New Roman" w:eastAsia="Malgun Gothic"/>
+          <w:b w:val="0"/>
+          <w:i w:val="0"/>
+          <w:sz w:val="22"/>
+        </w:rPr>
+        <w:t>Это именно то, ради чего стоило пройти через сегодняшнюю ночь, Алексей Николаевич.</w:t>
+      </w:r>
+    </w:p>
+    <w:p>
+      <w:pPr>
+        <w:spacing w:before="0" w:after="110" w:line="300" w:lineRule="auto"/>
+      </w:pPr>
+      <w:r>
+        <w:rPr>
+          <w:rFonts w:ascii="Times New Roman" w:hAnsi="Times New Roman" w:eastAsia="Malgun Gothic"/>
+          <w:b/>
+          <w:i w:val="0"/>
+          <w:sz w:val="22"/>
+        </w:rPr>
+        <w:t xml:space="preserve">Лёша: </w:t>
+      </w:r>
+      <w:r>
+        <w:rPr>
+          <w:rFonts w:ascii="Times New Roman" w:hAnsi="Times New Roman" w:eastAsia="Malgun Gothic"/>
+          <w:b w:val="0"/>
+          <w:i w:val="0"/>
+          <w:sz w:val="22"/>
+        </w:rPr>
+        <w:t>Через многое стоило пройти, оказывается, Ирина. Через письмо Быкова, через ваш звонок, через отказ от лёгкого пути в самый страшный момент.</w:t>
+      </w:r>
+    </w:p>
+    <w:p>
+      <w:pPr>
+        <w:spacing w:before="0" w:after="110" w:line="300" w:lineRule="auto"/>
+      </w:pPr>
+      <w:r>
+        <w:rPr>
+          <w:rFonts w:ascii="Times New Roman" w:hAnsi="Times New Roman" w:eastAsia="Malgun Gothic"/>
+          <w:b/>
+          <w:i w:val="0"/>
+          <w:sz w:val="22"/>
+        </w:rPr>
+        <w:t xml:space="preserve">Кирилл: </w:t>
       </w:r>
       <w:r>
         <w:rPr>
@@ -2173,7 +3035,7 @@
           <w:color w:val="555555"/>
           <w:sz w:val="22"/>
         </w:rPr>
-        <w:t>(слабый смех, впервые за ночь)</w:t>
+        <w:t>(по телефону, узнав новости)</w:t>
       </w:r>
       <w:r>
         <w:rPr>
@@ -2182,7 +3044,267 @@
           <w:i w:val="0"/>
           <w:sz w:val="22"/>
         </w:rPr>
+        <w:t xml:space="preserve"> Алексей Николаевич, вся страна следила за вашим решением сегодня. Ограниченный ответ, парламентское заседание среди ночи — это войдёт в историю как пример, а не как исключение.</w:t>
+      </w:r>
+    </w:p>
+    <w:p>
+      <w:pPr>
+        <w:spacing w:before="0" w:after="110" w:line="300" w:lineRule="auto"/>
+      </w:pPr>
+      <w:r>
+        <w:rPr>
+          <w:rFonts w:ascii="Times New Roman" w:hAnsi="Times New Roman" w:eastAsia="Malgun Gothic"/>
+          <w:b/>
+          <w:i w:val="0"/>
+          <w:sz w:val="22"/>
+        </w:rPr>
+        <w:t xml:space="preserve">Лёша: </w:t>
+      </w:r>
+      <w:r>
+        <w:rPr>
+          <w:rFonts w:ascii="Times New Roman" w:hAnsi="Times New Roman" w:eastAsia="Malgun Gothic"/>
+          <w:b w:val="0"/>
+          <w:i w:val="0"/>
+          <w:sz w:val="22"/>
+        </w:rPr>
+        <w:t>Надеюсь, что так, Кирилл Андреевич. Надеюсь, что это станет правилом, а не разовым геройством, о котором забудут через месяц.</w:t>
+      </w:r>
+    </w:p>
+    <w:p>
+      <w:pPr>
+        <w:spacing w:before="0" w:after="110" w:line="300" w:lineRule="auto"/>
+      </w:pPr>
+      <w:r>
+        <w:rPr>
+          <w:rFonts w:ascii="Times New Roman" w:hAnsi="Times New Roman" w:eastAsia="Malgun Gothic"/>
+          <w:b/>
+          <w:i w:val="0"/>
+          <w:sz w:val="22"/>
+        </w:rPr>
+        <w:t xml:space="preserve">Кирилл: </w:t>
+      </w:r>
+      <w:r>
+        <w:rPr>
+          <w:rFonts w:ascii="Times New Roman" w:hAnsi="Times New Roman" w:eastAsia="Malgun Gothic"/>
+          <w:b w:val="0"/>
+          <w:i w:val="0"/>
+          <w:sz w:val="22"/>
+        </w:rPr>
+        <w:t>Институты, построенные сегодня ночью — доверие между вами и парламентом, привычка советоваться, а не действовать в одиночку, — переживут этот кризис и, надеюсь, множество будущих.</w:t>
+      </w:r>
+    </w:p>
+    <w:p>
+      <w:pPr>
+        <w:spacing w:before="0" w:after="110" w:line="300" w:lineRule="auto"/>
+      </w:pPr>
+      <w:r>
+        <w:rPr>
+          <w:rFonts w:ascii="Times New Roman" w:hAnsi="Times New Roman" w:eastAsia="Malgun Gothic"/>
+          <w:b/>
+          <w:i w:val="0"/>
+          <w:sz w:val="22"/>
+        </w:rPr>
+        <w:t xml:space="preserve">Лёша: </w:t>
+      </w:r>
+      <w:r>
+        <w:rPr>
+          <w:rFonts w:ascii="Times New Roman" w:hAnsi="Times New Roman" w:eastAsia="Malgun Gothic"/>
+          <w:b w:val="0"/>
+          <w:i w:val="0"/>
+          <w:sz w:val="22"/>
+        </w:rPr>
+        <w:t>От вас, аудитора, слышать слово «институты» с такой теплотой — неожиданно приятно, Кирилл Андреевич.</w:t>
+      </w:r>
+    </w:p>
+    <w:p>
+      <w:pPr>
+        <w:spacing w:before="0" w:after="110" w:line="300" w:lineRule="auto"/>
+      </w:pPr>
+      <w:r>
+        <w:rPr>
+          <w:rFonts w:ascii="Times New Roman" w:hAnsi="Times New Roman" w:eastAsia="Malgun Gothic"/>
+          <w:b/>
+          <w:i w:val="0"/>
+          <w:sz w:val="22"/>
+        </w:rPr>
+        <w:t xml:space="preserve">Кирилл: </w:t>
+      </w:r>
+      <w:r>
+        <w:rPr>
+          <w:rFonts w:ascii="Times New Roman" w:hAnsi="Times New Roman" w:eastAsia="Malgun Gothic"/>
+          <w:b w:val="0"/>
+          <w:i w:val="0"/>
+          <w:sz w:val="22"/>
+        </w:rPr>
+        <w:t>Профессиональная деформация, Алексей Николаевич. Институты — это то, во что я верю больше всего на свете. После Насти, разумеется.</w:t>
+      </w:r>
+    </w:p>
+    <w:p>
+      <w:pPr>
+        <w:spacing w:before="0" w:after="110" w:line="300" w:lineRule="auto"/>
+      </w:pPr>
+      <w:r>
+        <w:rPr>
+          <w:rFonts w:ascii="Times New Roman" w:hAnsi="Times New Roman" w:eastAsia="Malgun Gothic"/>
+          <w:b/>
+          <w:i w:val="0"/>
+          <w:sz w:val="22"/>
+        </w:rPr>
+        <w:t xml:space="preserve">Лёша: </w:t>
+      </w:r>
+      <w:r>
+        <w:rPr>
+          <w:rFonts w:ascii="Times New Roman" w:hAnsi="Times New Roman" w:eastAsia="Malgun Gothic"/>
+          <w:b w:val="0"/>
+          <w:i/>
+          <w:color w:val="555555"/>
+          <w:sz w:val="22"/>
+        </w:rPr>
+        <w:t>(слабый смех, впервые за ночь)</w:t>
+      </w:r>
+      <w:r>
+        <w:rPr>
+          <w:rFonts w:ascii="Times New Roman" w:hAnsi="Times New Roman" w:eastAsia="Malgun Gothic"/>
+          <w:b w:val="0"/>
+          <w:i w:val="0"/>
+          <w:sz w:val="22"/>
+        </w:rPr>
         <w:t xml:space="preserve"> Хорошая иерархия ценностей.</w:t>
+      </w:r>
+    </w:p>
+    <w:p>
+      <w:pPr>
+        <w:spacing w:before="0" w:after="110" w:line="300" w:lineRule="auto"/>
+      </w:pPr>
+      <w:r>
+        <w:rPr>
+          <w:rFonts w:ascii="Times New Roman" w:hAnsi="Times New Roman" w:eastAsia="Malgun Gothic"/>
+          <w:b/>
+          <w:i w:val="0"/>
+          <w:sz w:val="22"/>
+        </w:rPr>
+        <w:t xml:space="preserve">Ирина: </w:t>
+      </w:r>
+      <w:r>
+        <w:rPr>
+          <w:rFonts w:ascii="Times New Roman" w:hAnsi="Times New Roman" w:eastAsia="Malgun Gothic"/>
+          <w:b w:val="0"/>
+          <w:i/>
+          <w:color w:val="555555"/>
+          <w:sz w:val="22"/>
+        </w:rPr>
+        <w:t>(тихо)</w:t>
+      </w:r>
+      <w:r>
+        <w:rPr>
+          <w:rFonts w:ascii="Times New Roman" w:hAnsi="Times New Roman" w:eastAsia="Malgun Gothic"/>
+          <w:b w:val="0"/>
+          <w:i w:val="0"/>
+          <w:sz w:val="22"/>
+        </w:rPr>
+        <w:t xml:space="preserve"> Вам надо поспать, Алексей Николаевич. Хотя бы два часа.</w:t>
+      </w:r>
+    </w:p>
+    <w:p>
+      <w:pPr>
+        <w:spacing w:before="0" w:after="110" w:line="300" w:lineRule="auto"/>
+      </w:pPr>
+      <w:r>
+        <w:rPr>
+          <w:rFonts w:ascii="Times New Roman" w:hAnsi="Times New Roman" w:eastAsia="Malgun Gothic"/>
+          <w:b/>
+          <w:i w:val="0"/>
+          <w:sz w:val="22"/>
+        </w:rPr>
+        <w:t xml:space="preserve">Лёша: </w:t>
+      </w:r>
+      <w:r>
+        <w:rPr>
+          <w:rFonts w:ascii="Times New Roman" w:hAnsi="Times New Roman" w:eastAsia="Malgun Gothic"/>
+          <w:b w:val="0"/>
+          <w:i w:val="0"/>
+          <w:sz w:val="22"/>
+        </w:rPr>
+        <w:t>Посплю, когда сержант будет дома.</w:t>
+      </w:r>
+    </w:p>
+    <w:p>
+      <w:pPr>
+        <w:spacing w:before="0" w:after="110" w:line="300" w:lineRule="auto"/>
+      </w:pPr>
+      <w:r>
+        <w:rPr>
+          <w:rFonts w:ascii="Times New Roman" w:hAnsi="Times New Roman" w:eastAsia="Malgun Gothic"/>
+          <w:b/>
+          <w:i w:val="0"/>
+          <w:sz w:val="22"/>
+        </w:rPr>
+        <w:t xml:space="preserve">Ирина: </w:t>
+      </w:r>
+      <w:r>
+        <w:rPr>
+          <w:rFonts w:ascii="Times New Roman" w:hAnsi="Times New Roman" w:eastAsia="Malgun Gothic"/>
+          <w:b w:val="0"/>
+          <w:i w:val="0"/>
+          <w:sz w:val="22"/>
+        </w:rPr>
+        <w:t>Тогда хотя бы сядьте. Решения, принятые стоя, у вас получаются хуже.</w:t>
+      </w:r>
+    </w:p>
+    <w:p>
+      <w:pPr>
+        <w:spacing w:before="0" w:after="110" w:line="300" w:lineRule="auto"/>
+      </w:pPr>
+      <w:r>
+        <w:rPr>
+          <w:rFonts w:ascii="Times New Roman" w:hAnsi="Times New Roman" w:eastAsia="Malgun Gothic"/>
+          <w:b/>
+          <w:i w:val="0"/>
+          <w:sz w:val="22"/>
+        </w:rPr>
+        <w:t xml:space="preserve">Лёша: </w:t>
+      </w:r>
+      <w:r>
+        <w:rPr>
+          <w:rFonts w:ascii="Times New Roman" w:hAnsi="Times New Roman" w:eastAsia="Malgun Gothic"/>
+          <w:b w:val="0"/>
+          <w:i/>
+          <w:color w:val="555555"/>
+          <w:sz w:val="22"/>
+        </w:rPr>
+        <w:t>(садится)</w:t>
+      </w:r>
+      <w:r>
+        <w:rPr>
+          <w:rFonts w:ascii="Times New Roman" w:hAnsi="Times New Roman" w:eastAsia="Malgun Gothic"/>
+          <w:b w:val="0"/>
+          <w:i w:val="0"/>
+          <w:sz w:val="22"/>
+        </w:rPr>
+        <w:t xml:space="preserve"> Это вам тоже Быков сказал?</w:t>
+      </w:r>
+    </w:p>
+    <w:p>
+      <w:pPr>
+        <w:spacing w:before="0" w:after="110" w:line="300" w:lineRule="auto"/>
+      </w:pPr>
+      <w:r>
+        <w:rPr>
+          <w:rFonts w:ascii="Times New Roman" w:hAnsi="Times New Roman" w:eastAsia="Malgun Gothic"/>
+          <w:b/>
+          <w:i w:val="0"/>
+          <w:sz w:val="22"/>
+        </w:rPr>
+        <w:t xml:space="preserve">Ирина: </w:t>
+      </w:r>
+      <w:r>
+        <w:rPr>
+          <w:rFonts w:ascii="Times New Roman" w:hAnsi="Times New Roman" w:eastAsia="Malgun Gothic"/>
+          <w:b w:val="0"/>
+          <w:i w:val="0"/>
+          <w:sz w:val="22"/>
+        </w:rPr>
+        <w:t>Нет. Это я сама заметила.</w:t>
       </w:r>
     </w:p>
     <w:p>

--- a/러시아 인권변호사/7부/7부_10화_벼랑_끝의_포기.docx
+++ b/러시아 인권변호사/7부/7부_10화_벼랑_끝의_포기.docx
@@ -36,7 +36,7 @@
           <w:i w:val="0"/>
           <w:sz w:val="22"/>
         </w:rPr>
-        <w:t>알렉세이 “료샤” 오를로프(대통령) / 이리나 올레고브나 마르첸코(대통령 최측근 참모, 전화 뒤 합류) / 카탸 리시나(일정·전략 총괄) / 보리스 이고레비치 라디셰프(국방장관) / 파벨 드미트리예비치 구르킨(국가보안기관장) / 아나톨리 빅토로비치 그레벤시코프(정치 전략가) / 키릴 안드레예비치(국가재정투명성청장, 전화) / 두마 의장(중계 음성)</w:t>
+        <w:t>알렉세이 “료샤” 오를로프(대통령) / 이리나 올레고브나 마르첸코(대통령 최측근 참모, 전화 뒤 합류) / 카탸 리시나(일정·전략 총괄) / 보리스 이고레비치 라디셰프(국방장관) / 로디온 드미트리예비치 구르킨(국가보안기관장) / 아나톨리 빅토로비치 그레벤시코프(정치 전략가) / 키릴 안드레예비치(국가재정투명성청장, 전화) / 두마 의장(중계 음성)</w:t>
       </w:r>
     </w:p>
     <w:p>
@@ -725,7 +725,7 @@
           <w:i w:val="0"/>
           <w:sz w:val="22"/>
         </w:rPr>
-        <w:t>Аппетита? Я говорю о жизнях солдат, Павел Дмитриевич, не об амбициях!</w:t>
+        <w:t>Аппетита? Я говорю о жизнях солдат, Родион Дмитриевич, не об амбициях!</w:t>
       </w:r>
     </w:p>
     <w:p>
@@ -771,7 +771,7 @@
           <w:i w:val="0"/>
           <w:sz w:val="22"/>
         </w:rPr>
-        <w:t>Кутузов сдал Москву, Павел Дмитриевич.</w:t>
+        <w:t>Кутузов сдал Москву, Родион Дмитриевич.</w:t>
       </w:r>
     </w:p>
     <w:p>

--- a/러시아 인권변호사/7부/7부_10화_벼랑_끝의_포기.docx
+++ b/러시아 인권변호사/7부/7부_10화_벼랑_끝의_포기.docx
@@ -3343,7 +3343,7 @@
           <w:i w:val="0"/>
           <w:sz w:val="22"/>
         </w:rPr>
-        <w:t xml:space="preserve"> — князю Андрею, т. 3, ч. 2): «Нет сильнее тех двух воинов, терпение и время» — 장면 2에서 구르킨이 라디셰프의 전면 동원 요구에 맞서 인용한다. 라디셰프가 "쿠투조프는 모스크바를 내줬다"고 받아치자 구르킨은 "그리고 전쟁에서 이겼다"고 답한다. 결단은 속도가 아니라 절제에서 나온다는 이 화의 주제.</w:t>
+        <w:t xml:space="preserve"> — князю Андрею, т. 3, ч. 2): «Нет сильнее тех двух воинов, терпение и время» — 한국어 해설: 장면 2에서 구르킨이 라디셰프의 전면 동원 요구에 맞서 인용한다. 라디셰프가 "쿠투조프는 모스크바를 내줬다"고 받아치자 구르킨은 "그리고 전쟁에서 이겼다"고 답한다. 결단은 속도가 아니라 절제에서 나온다는 이 화의 주제.</w:t>
       </w:r>
     </w:p>
     <w:p>
@@ -3357,7 +3357,7 @@
           <w:i w:val="0"/>
           <w:sz w:val="22"/>
         </w:rPr>
-        <w:t>비코프의 편지 (9화 장면 3과 같은 문구): «И каждый раз, когда найдёшь лёгкое решение,</w:t>
+        <w:t>Быков, неотправленное письмо «Тому, кто однажды займёт кресло…» (7부 9화 장면 3에서 처음 낭독): «И каждый раз, когда найдёшь лёгкое решение,</w:t>
       </w:r>
       <w:r>
         <w:rPr>
@@ -3366,7 +3366,7 @@
           <w:i w:val="0"/>
           <w:sz w:val="22"/>
         </w:rPr>
-        <w:t xml:space="preserve"> — вспомни, что лёгкость редко идёт рука об руку с правдой» — 장면 3의 10분 독백에서 료샤가 다시 읽고, 스승에게 분노했다가 사과한 뒤 마음을 가라앉힌다. (9화와 10화의 편지 문구를 하나로 통일.)</w:t>
+        <w:t xml:space="preserve"> — вспомни, что лёгкость редко идёт рука об руку с правдой» — 한국어 해설: 장면 3의 10분 독백에서 료샤가 다시 읽고, 스승에게 분노했다가 사과한 뒤 마음을 가라앉힌다.</w:t>
       </w:r>
     </w:p>
     <w:p>

--- a/러시아 인권변호사/7부/7부_10화_벼랑_끝의_포기.docx
+++ b/러시아 인권변호사/7부/7부_10화_벼랑_끝의_포기.docx
@@ -1486,6 +1486,98 @@
           <w:sz w:val="22"/>
         </w:rPr>
         <w:t>Тогда у вас уже есть ответ, Алексей Николаевич. Не в новых полномочиях. В уже существующих.</w:t>
+      </w:r>
+    </w:p>
+    <w:p>
+      <w:pPr>
+        <w:spacing w:before="0" w:after="110" w:line="300" w:lineRule="auto"/>
+      </w:pPr>
+      <w:r>
+        <w:rPr>
+          <w:rFonts w:ascii="Times New Roman" w:hAnsi="Times New Roman" w:eastAsia="Malgun Gothic"/>
+          <w:b/>
+          <w:i w:val="0"/>
+          <w:sz w:val="22"/>
+        </w:rPr>
+        <w:t xml:space="preserve">Лёша: </w:t>
+      </w:r>
+      <w:r>
+        <w:rPr>
+          <w:rFonts w:ascii="Times New Roman" w:hAnsi="Times New Roman" w:eastAsia="Malgun Gothic"/>
+          <w:b w:val="0"/>
+          <w:i w:val="0"/>
+          <w:sz w:val="22"/>
+        </w:rPr>
+        <w:t>Легко сказать по телефону, Ирина. Радищев сидит напротив с картой и ждёт.</w:t>
+      </w:r>
+    </w:p>
+    <w:p>
+      <w:pPr>
+        <w:spacing w:before="0" w:after="110" w:line="300" w:lineRule="auto"/>
+      </w:pPr>
+      <w:r>
+        <w:rPr>
+          <w:rFonts w:ascii="Times New Roman" w:hAnsi="Times New Roman" w:eastAsia="Malgun Gothic"/>
+          <w:b/>
+          <w:i w:val="0"/>
+          <w:sz w:val="22"/>
+        </w:rPr>
+        <w:t xml:space="preserve">Ирина: </w:t>
+      </w:r>
+      <w:r>
+        <w:rPr>
+          <w:rFonts w:ascii="Times New Roman" w:hAnsi="Times New Roman" w:eastAsia="Malgun Gothic"/>
+          <w:b w:val="0"/>
+          <w:i w:val="0"/>
+          <w:sz w:val="22"/>
+        </w:rPr>
+        <w:t>В октябре шестьдесят второго, в разгар Карибского кризиса, Хрущёву тоже предлагали самый решительный вариант — ударить первым. Он этот вариант отверг. Тринадцать дней — и развязка пришла не через новые полномочия, а по закрытому каналу: наш посол и брат американского президента, одна встреча вечером двадцать седьмого октября. Утром двадцать восьмого решение объявили по радио. И проводил он его через Президиум, а не в одиночку.</w:t>
+      </w:r>
+    </w:p>
+    <w:p>
+      <w:pPr>
+        <w:spacing w:before="0" w:after="110" w:line="300" w:lineRule="auto"/>
+      </w:pPr>
+      <w:r>
+        <w:rPr>
+          <w:rFonts w:ascii="Times New Roman" w:hAnsi="Times New Roman" w:eastAsia="Malgun Gothic"/>
+          <w:b/>
+          <w:i w:val="0"/>
+          <w:sz w:val="22"/>
+        </w:rPr>
+        <w:t xml:space="preserve">Лёша: </w:t>
+      </w:r>
+      <w:r>
+        <w:rPr>
+          <w:rFonts w:ascii="Times New Roman" w:hAnsi="Times New Roman" w:eastAsia="Malgun Gothic"/>
+          <w:b w:val="0"/>
+          <w:i w:val="0"/>
+          <w:sz w:val="22"/>
+        </w:rPr>
+        <w:t>Там на кону стояли ракеты и две сверхдержавы. А у меня — пропавший солдат и министр, который требует ответа.</w:t>
+      </w:r>
+    </w:p>
+    <w:p>
+      <w:pPr>
+        <w:spacing w:before="0" w:after="110" w:line="300" w:lineRule="auto"/>
+      </w:pPr>
+      <w:r>
+        <w:rPr>
+          <w:rFonts w:ascii="Times New Roman" w:hAnsi="Times New Roman" w:eastAsia="Malgun Gothic"/>
+          <w:b/>
+          <w:i w:val="0"/>
+          <w:sz w:val="22"/>
+        </w:rPr>
+        <w:t xml:space="preserve">Ирина: </w:t>
+      </w:r>
+      <w:r>
+        <w:rPr>
+          <w:rFonts w:ascii="Times New Roman" w:hAnsi="Times New Roman" w:eastAsia="Malgun Gothic"/>
+          <w:b w:val="0"/>
+          <w:i w:val="0"/>
+          <w:sz w:val="22"/>
+        </w:rPr>
+        <w:t>Тем важнее пример. Ему было что терять больше, чем кому-либо, и он всё равно выбрал не самый решительный вариант, а самый обратимый. Удар нельзя отозвать. Канал связи можно открыть ещё раз.</w:t>
       </w:r>
     </w:p>
     <w:p>
